--- a/docassemble/ALToolbox/data/templates/text-addendum-to-pdf.docx
+++ b/docassemble/ALToolbox/data/templates/text-addendum-to-pdf.docx
@@ -4,7 +4,7 @@
   <w:body>
     <w:p>
       <w:pPr>
-        <w:pStyle w:val="Heading2"/>
+        <w:pStyle w:val="Heading1"/>
         <w:spacing w:before="200" w:after="120"/>
         <w:jc w:val="center"/>
         <w:rPr/>
@@ -134,145 +134,6 @@
           <w:lang w:val="en-US" w:eastAsia="zh-CN" w:bidi="hi-IN"/>
         </w:rPr>
         <w:t>{%p endfor %}</w:t>
-      </w:r>
-    </w:p>
-    <w:p>
-      <w:pPr>
-        <w:pStyle w:val="PreformattedText"/>
-        <w:bidi w:val="0"/>
-        <w:spacing w:before="0" w:after="0"/>
-        <w:jc w:val="left"/>
-        <w:rPr>
-          <w:rStyle w:val="SourceText"/>
-          <w:color w:val="auto"/>
-          <w:kern w:val="2"/>
-          <w:sz w:val="20"/>
-          <w:szCs w:val="20"/>
-        </w:rPr>
-      </w:pPr>
-      <w:r>
-        <w:rPr>
-          <w:color w:val="auto"/>
-          <w:kern w:val="2"/>
-          <w:sz w:val="20"/>
-          <w:szCs w:val="20"/>
-        </w:rPr>
-      </w:r>
-    </w:p>
-    <w:p>
-      <w:pPr>
-        <w:pStyle w:val="PreformattedText"/>
-        <w:bidi w:val="0"/>
-        <w:spacing w:before="0" w:after="0"/>
-        <w:jc w:val="left"/>
-        <w:rPr>
-          <w:rStyle w:val="SourceText"/>
-          <w:color w:val="C9211E"/>
-          <w:sz w:val="20"/>
-          <w:szCs w:val="20"/>
-        </w:rPr>
-      </w:pPr>
-      <w:r>
-        <w:rPr>
-          <w:color w:val="C9211E"/>
-          <w:sz w:val="20"/>
-          <w:szCs w:val="20"/>
-        </w:rPr>
-      </w:r>
-    </w:p>
-    <w:p>
-      <w:pPr>
-        <w:pStyle w:val="PreformattedText"/>
-        <w:bidi w:val="0"/>
-        <w:spacing w:before="0" w:after="0"/>
-        <w:jc w:val="left"/>
-        <w:rPr>
-          <w:rStyle w:val="SourceText"/>
-          <w:color w:val="C9211E"/>
-          <w:sz w:val="20"/>
-          <w:szCs w:val="20"/>
-        </w:rPr>
-      </w:pPr>
-      <w:r>
-        <w:rPr>
-          <w:color w:val="C9211E"/>
-          <w:sz w:val="20"/>
-          <w:szCs w:val="20"/>
-        </w:rPr>
-      </w:r>
-    </w:p>
-    <w:p>
-      <w:pPr>
-        <w:pStyle w:val="PreformattedText"/>
-        <w:bidi w:val="0"/>
-        <w:spacing w:before="0" w:after="0"/>
-        <w:jc w:val="left"/>
-        <w:rPr>
-          <w:rStyle w:val="SourceText"/>
-          <w:color w:val="C9211E"/>
-          <w:kern w:val="2"/>
-          <w:sz w:val="20"/>
-          <w:szCs w:val="20"/>
-          <w:lang w:val="en-US" w:eastAsia="zh-CN" w:bidi="hi-IN"/>
-        </w:rPr>
-      </w:pPr>
-      <w:r>
-        <w:rPr>
-          <w:color w:val="C9211E"/>
-          <w:kern w:val="2"/>
-          <w:sz w:val="20"/>
-          <w:szCs w:val="20"/>
-          <w:lang w:val="en-US" w:eastAsia="zh-CN" w:bidi="hi-IN"/>
-        </w:rPr>
-      </w:r>
-    </w:p>
-    <w:p>
-      <w:pPr>
-        <w:pStyle w:val="PreformattedText"/>
-        <w:bidi w:val="0"/>
-        <w:spacing w:before="0" w:after="0"/>
-        <w:jc w:val="left"/>
-        <w:rPr>
-          <w:rStyle w:val="SourceText"/>
-          <w:color w:val="auto"/>
-          <w:kern w:val="2"/>
-          <w:sz w:val="20"/>
-          <w:szCs w:val="20"/>
-        </w:rPr>
-      </w:pPr>
-      <w:r>
-        <w:rPr>
-          <w:color w:val="auto"/>
-          <w:kern w:val="2"/>
-          <w:sz w:val="20"/>
-          <w:szCs w:val="20"/>
-        </w:rPr>
-      </w:r>
-    </w:p>
-    <w:p>
-      <w:pPr>
-        <w:pStyle w:val="PreformattedText"/>
-        <w:bidi w:val="0"/>
-        <w:spacing w:before="0" w:after="0"/>
-        <w:jc w:val="left"/>
-        <w:rPr>
-          <w:rStyle w:val="SourceText"/>
-        </w:rPr>
-      </w:pPr>
-      <w:r>
-        <w:rPr/>
-      </w:r>
-    </w:p>
-    <w:p>
-      <w:pPr>
-        <w:pStyle w:val="Normal"/>
-        <w:bidi w:val="0"/>
-        <w:spacing w:before="0" w:after="0"/>
-        <w:jc w:val="left"/>
-        <w:rPr/>
-      </w:pPr>
-      <w:r>
-        <w:rPr/>
       </w:r>
     </w:p>
     <w:sectPr>
